--- a/prdforge-pack/docx/PRDForge - Master Execution Plan.docx
+++ b/prdforge-pack/docx/PRDForge - Master Execution Plan.docx
@@ -46,7 +46,7 @@
         <w:pStyle w:val="Heading1"/>
       </w:pPr>
       <w:r>
-        <w:t>PRDForge — Master Execution Plan</w:t>
+        <w:t>PRDForge — Launch Readiness Master Plan</w:t>
       </w:r>
     </w:p>
     <w:p/>
@@ -55,7 +55,7 @@
         <w:pStyle w:val="Heading2"/>
       </w:pPr>
       <w:r>
-        <w:t>Product Context</w:t>
+        <w:t>Current Product Reality</w:t>
       </w:r>
     </w:p>
     <w:p>
@@ -63,7 +63,7 @@
         <w:pStyle w:val="ListBullet"/>
       </w:pPr>
       <w:r>
-        <w:t>Product: **PRDForge — AI-Powered PRD Design Platform**</w:t>
+        <w:t>PRDForge is already built to late-stage readiness.</w:t>
       </w:r>
     </w:p>
     <w:p>
@@ -71,7 +71,7 @@
         <w:pStyle w:val="ListBullet"/>
       </w:pPr>
       <w:r>
-        <w:t>Status: Live at `prdforge.dev`</w:t>
+        <w:t>Focus is no longer product invention; focus is launch hardening.</w:t>
       </w:r>
     </w:p>
     <w:p>
@@ -79,7 +79,7 @@
         <w:pStyle w:val="ListBullet"/>
       </w:pPr>
       <w:r>
-        <w:t>Goal: Ship a usable v1 with strong onboarding, reliable core loop, and launch-ready growth system.</w:t>
+        <w:t>Goal: ship confidently with low operational risk and clear growth signal.</w:t>
       </w:r>
     </w:p>
     <w:p/>
@@ -88,7 +88,7 @@
         <w:pStyle w:val="Heading2"/>
       </w:pPr>
       <w:r>
-        <w:t>Plan A — Product Completion</w:t>
+        <w:t>Phase 1: Stabilization (48-72 hours)</w:t>
       </w:r>
     </w:p>
     <w:p>
@@ -96,16 +96,7 @@
         <w:rPr>
           <w:sz w:val="22"/>
         </w:rPr>
-        <w:t>**Objective:** Ship a usable v1 with clear onboarding + core PRD generation loop.</w:t>
-      </w:r>
-    </w:p>
-    <w:p/>
-    <w:p>
-      <w:r>
-        <w:rPr>
-          <w:sz w:val="22"/>
-        </w:rPr>
-        <w:t>1. Freeze MVP scope (must-have only)</w:t>
+        <w:t>1. Lock release candidate branch and freeze non-critical features.</w:t>
       </w:r>
     </w:p>
     <w:p>
@@ -113,7 +104,7 @@
         <w:rPr>
           <w:sz w:val="22"/>
         </w:rPr>
-        <w:t>2. Finalize core flows:</w:t>
+        <w:t>2. Resolve all P0 and P1 defects.</w:t>
       </w:r>
     </w:p>
     <w:p>
@@ -121,7 +112,7 @@
         <w:rPr>
           <w:sz w:val="22"/>
         </w:rPr>
-        <w:t xml:space="preserve">   - Auth</w:t>
+        <w:t>3. Confirm auth, project creation, PRD generation, edit/export/share are stable.</w:t>
       </w:r>
     </w:p>
     <w:p>
@@ -129,7 +120,7 @@
         <w:rPr>
           <w:sz w:val="22"/>
         </w:rPr>
-        <w:t xml:space="preserve">   - Create project</w:t>
+        <w:t>4. Verify analytics for activation, retention, conversion.</w:t>
       </w:r>
     </w:p>
     <w:p>
@@ -137,72 +128,7 @@
         <w:rPr>
           <w:sz w:val="22"/>
         </w:rPr>
-        <w:t xml:space="preserve">   - Generate PRD</w:t>
-      </w:r>
-    </w:p>
-    <w:p>
-      <w:r>
-        <w:rPr>
-          <w:sz w:val="22"/>
-        </w:rPr>
-        <w:t xml:space="preserve">   - Edit/export/share</w:t>
-      </w:r>
-    </w:p>
-    <w:p>
-      <w:r>
-        <w:rPr>
-          <w:sz w:val="22"/>
-        </w:rPr>
-        <w:t>3. Add usage limits + robust error handling</w:t>
-      </w:r>
-    </w:p>
-    <w:p>
-      <w:r>
-        <w:rPr>
-          <w:sz w:val="22"/>
-        </w:rPr>
-        <w:t>4. Add analytics events (activation, retention, conversion)</w:t>
-      </w:r>
-    </w:p>
-    <w:p>
-      <w:r>
-        <w:rPr>
-          <w:sz w:val="22"/>
-        </w:rPr>
-        <w:t>5. Prepare release checklist</w:t>
-      </w:r>
-    </w:p>
-    <w:p/>
-    <w:p>
-      <w:r>
-        <w:rPr>
-          <w:sz w:val="22"/>
-        </w:rPr>
-        <w:t>**Output Docs:**</w:t>
-      </w:r>
-    </w:p>
-    <w:p>
-      <w:pPr>
-        <w:pStyle w:val="ListBullet"/>
-      </w:pPr>
-      <w:r>
-        <w:t>Product Scope v1</w:t>
-      </w:r>
-    </w:p>
-    <w:p>
-      <w:pPr>
-        <w:pStyle w:val="ListBullet"/>
-      </w:pPr>
-      <w:r>
-        <w:t>Feature Completion Checklist</w:t>
-      </w:r>
-    </w:p>
-    <w:p>
-      <w:pPr>
-        <w:pStyle w:val="ListBullet"/>
-      </w:pPr>
-      <w:r>
-        <w:t>Release Readiness Checklist</w:t>
+        <w:t>5. Set rollback strategy and owner-on-call coverage.</w:t>
       </w:r>
     </w:p>
     <w:p/>
@@ -211,7 +137,7 @@
         <w:pStyle w:val="Heading2"/>
       </w:pPr>
       <w:r>
-        <w:t>Plan B — QA + Testing</w:t>
+        <w:t>Phase 2: QA + UAT (2-4 days)</w:t>
       </w:r>
     </w:p>
     <w:p>
@@ -219,16 +145,7 @@
         <w:rPr>
           <w:sz w:val="22"/>
         </w:rPr>
-        <w:t>**Objective:** Prevent embarrassing launch issues.</w:t>
-      </w:r>
-    </w:p>
-    <w:p/>
-    <w:p>
-      <w:r>
-        <w:rPr>
-          <w:sz w:val="22"/>
-        </w:rPr>
-        <w:t>1. Build test matrix:</w:t>
+        <w:t>1. Execute browser and device matrix.</w:t>
       </w:r>
     </w:p>
     <w:p>
@@ -236,7 +153,7 @@
         <w:rPr>
           <w:sz w:val="22"/>
         </w:rPr>
-        <w:t xml:space="preserve">   - Browser/device</w:t>
+        <w:t>2. Run auth-state, API failure, and long-prompt stress scenarios.</w:t>
       </w:r>
     </w:p>
     <w:p>
@@ -244,7 +161,7 @@
         <w:rPr>
           <w:sz w:val="22"/>
         </w:rPr>
-        <w:t xml:space="preserve">   - Auth states</w:t>
+        <w:t>3. Complete payment flow tests (success, fail, cancel, refund).</w:t>
       </w:r>
     </w:p>
     <w:p>
@@ -252,7 +169,7 @@
         <w:rPr>
           <w:sz w:val="22"/>
         </w:rPr>
-        <w:t xml:space="preserve">   - API/network failure</w:t>
+        <w:t>4. Conduct UAT with severity labels (P0, P1, P2).</w:t>
       </w:r>
     </w:p>
     <w:p>
@@ -260,72 +177,7 @@
         <w:rPr>
           <w:sz w:val="22"/>
         </w:rPr>
-        <w:t xml:space="preserve">   - Edge prompts/long outputs</w:t>
-      </w:r>
-    </w:p>
-    <w:p>
-      <w:r>
-        <w:rPr>
-          <w:sz w:val="22"/>
-        </w:rPr>
-        <w:t>2. Run functional + smoke + regression tests</w:t>
-      </w:r>
-    </w:p>
-    <w:p>
-      <w:r>
-        <w:rPr>
-          <w:sz w:val="22"/>
-        </w:rPr>
-        <w:t>3. Add payment flow test cases (success/fail/refund/cancel)</w:t>
-      </w:r>
-    </w:p>
-    <w:p>
-      <w:r>
-        <w:rPr>
-          <w:sz w:val="22"/>
-        </w:rPr>
-        <w:t>4. Run UAT with severity labels (P0/P1/P2)</w:t>
-      </w:r>
-    </w:p>
-    <w:p>
-      <w:r>
-        <w:rPr>
-          <w:sz w:val="22"/>
-        </w:rPr>
-        <w:t>5. Produce Go/No-Go report</w:t>
-      </w:r>
-    </w:p>
-    <w:p/>
-    <w:p>
-      <w:r>
-        <w:rPr>
-          <w:sz w:val="22"/>
-        </w:rPr>
-        <w:t>**Output Docs:**</w:t>
-      </w:r>
-    </w:p>
-    <w:p>
-      <w:pPr>
-        <w:pStyle w:val="ListBullet"/>
-      </w:pPr>
-      <w:r>
-        <w:t>QA Test Plan</w:t>
-      </w:r>
-    </w:p>
-    <w:p>
-      <w:pPr>
-        <w:pStyle w:val="ListBullet"/>
-      </w:pPr>
-      <w:r>
-        <w:t>Bug Tracker</w:t>
-      </w:r>
-    </w:p>
-    <w:p>
-      <w:pPr>
-        <w:pStyle w:val="ListBullet"/>
-      </w:pPr>
-      <w:r>
-        <w:t>Go/No-Go Decision Sheet</w:t>
+        <w:t>5. Produce go/no-go recommendation.</w:t>
       </w:r>
     </w:p>
     <w:p/>
@@ -334,7 +186,7 @@
         <w:pStyle w:val="Heading2"/>
       </w:pPr>
       <w:r>
-        <w:t>Plan C — Payments Setup</w:t>
+        <w:t>Phase 3: Commercial Readiness (1-2 days)</w:t>
       </w:r>
     </w:p>
     <w:p>
@@ -342,16 +194,7 @@
         <w:rPr>
           <w:sz w:val="22"/>
         </w:rPr>
-        <w:t>**Objective:** Collect money reliably and compliantly.</w:t>
-      </w:r>
-    </w:p>
-    <w:p/>
-    <w:p>
-      <w:r>
-        <w:rPr>
-          <w:sz w:val="22"/>
-        </w:rPr>
-        <w:t>1. Finalize pricing model (tiers, limits, trial)</w:t>
+        <w:t>1. Finalize pricing and usage limits.</w:t>
       </w:r>
     </w:p>
     <w:p>
@@ -359,7 +202,7 @@
         <w:rPr>
           <w:sz w:val="22"/>
         </w:rPr>
-        <w:t>2. Decide provider: Stripe/LemonSqueezy/Paddle</w:t>
+        <w:t>2. Validate checkout, webhook integrity, and subscription sync.</w:t>
       </w:r>
     </w:p>
     <w:p>
@@ -367,7 +210,7 @@
         <w:rPr>
           <w:sz w:val="22"/>
         </w:rPr>
-        <w:t>3. Setup:</w:t>
+        <w:t>3. Validate billing UX for upgrade/downgrade/cancel.</w:t>
       </w:r>
     </w:p>
     <w:p>
@@ -375,7 +218,7 @@
         <w:rPr>
           <w:sz w:val="22"/>
         </w:rPr>
-        <w:t xml:space="preserve">   - Products/prices</w:t>
+        <w:t>4. Confirm invoice and receipts behavior.</w:t>
       </w:r>
     </w:p>
     <w:p>
@@ -383,88 +226,7 @@
         <w:rPr>
           <w:sz w:val="22"/>
         </w:rPr>
-        <w:t xml:space="preserve">   - Checkout</w:t>
-      </w:r>
-    </w:p>
-    <w:p>
-      <w:r>
-        <w:rPr>
-          <w:sz w:val="22"/>
-        </w:rPr>
-        <w:t xml:space="preserve">   - Webhooks</w:t>
-      </w:r>
-    </w:p>
-    <w:p>
-      <w:r>
-        <w:rPr>
-          <w:sz w:val="22"/>
-        </w:rPr>
-        <w:t xml:space="preserve">   - Subscription state sync</w:t>
-      </w:r>
-    </w:p>
-    <w:p>
-      <w:r>
-        <w:rPr>
-          <w:sz w:val="22"/>
-        </w:rPr>
-        <w:t>4. Design billing UX:</w:t>
-      </w:r>
-    </w:p>
-    <w:p>
-      <w:r>
-        <w:rPr>
-          <w:sz w:val="22"/>
-        </w:rPr>
-        <w:t xml:space="preserve">   - Upgrade/downgrade/cancel</w:t>
-      </w:r>
-    </w:p>
-    <w:p>
-      <w:r>
-        <w:rPr>
-          <w:sz w:val="22"/>
-        </w:rPr>
-        <w:t xml:space="preserve">   - Invoice history</w:t>
-      </w:r>
-    </w:p>
-    <w:p>
-      <w:r>
-        <w:rPr>
-          <w:sz w:val="22"/>
-        </w:rPr>
-        <w:t>5. Execute test mode + live mode switch checklist</w:t>
-      </w:r>
-    </w:p>
-    <w:p/>
-    <w:p>
-      <w:r>
-        <w:rPr>
-          <w:sz w:val="22"/>
-        </w:rPr>
-        <w:t>**Output Docs:**</w:t>
-      </w:r>
-    </w:p>
-    <w:p>
-      <w:pPr>
-        <w:pStyle w:val="ListBullet"/>
-      </w:pPr>
-      <w:r>
-        <w:t>Pricing &amp; Packaging Doc</w:t>
-      </w:r>
-    </w:p>
-    <w:p>
-      <w:pPr>
-        <w:pStyle w:val="ListBullet"/>
-      </w:pPr>
-      <w:r>
-        <w:t>Payments Integration Spec</w:t>
-      </w:r>
-    </w:p>
-    <w:p>
-      <w:pPr>
-        <w:pStyle w:val="ListBullet"/>
-      </w:pPr>
-      <w:r>
-        <w:t>Live Switch Checklist</w:t>
+        <w:t>5. Execute live-switch checklist and smoke test in production.</w:t>
       </w:r>
     </w:p>
     <w:p/>
@@ -473,7 +235,7 @@
         <w:pStyle w:val="Heading2"/>
       </w:pPr>
       <w:r>
-        <w:t>Plan D — Social + Content Engine</w:t>
+        <w:t>Phase 4: GTM Activation (parallel)</w:t>
       </w:r>
     </w:p>
     <w:p>
@@ -481,16 +243,7 @@
         <w:rPr>
           <w:sz w:val="22"/>
         </w:rPr>
-        <w:t>**Objective:** Build trust + inbound demand before/at launch.</w:t>
-      </w:r>
-    </w:p>
-    <w:p/>
-    <w:p>
-      <w:r>
-        <w:rPr>
-          <w:sz w:val="22"/>
-        </w:rPr>
-        <w:t>1. Define brand positioning (who, problem, promise)</w:t>
+        <w:t>1. Align messaging with current product strengths.</w:t>
       </w:r>
     </w:p>
     <w:p>
@@ -498,7 +251,7 @@
         <w:rPr>
           <w:sz w:val="22"/>
         </w:rPr>
-        <w:t>2. Set up channels: X + LinkedIn (+ optional TikTok/YouTube Shorts)</w:t>
+        <w:t>2. Publish launch content set and social calendar.</w:t>
       </w:r>
     </w:p>
     <w:p>
@@ -506,7 +259,7 @@
         <w:rPr>
           <w:sz w:val="22"/>
         </w:rPr>
-        <w:t>3. Build 30-day content calendar:</w:t>
+        <w:t>3. Prepare paid acquisition test matrix and budget caps.</w:t>
       </w:r>
     </w:p>
     <w:p>
@@ -514,7 +267,7 @@
         <w:rPr>
           <w:sz w:val="22"/>
         </w:rPr>
-        <w:t xml:space="preserve">   - Product demos</w:t>
+        <w:t>4. Track CTR, CPC, signup, and trial-to-paid conversion.</w:t>
       </w:r>
     </w:p>
     <w:p>
@@ -522,72 +275,7 @@
         <w:rPr>
           <w:sz w:val="22"/>
         </w:rPr>
-        <w:t xml:space="preserve">   - Build-in-public updates</w:t>
-      </w:r>
-    </w:p>
-    <w:p>
-      <w:r>
-        <w:rPr>
-          <w:sz w:val="22"/>
-        </w:rPr>
-        <w:t xml:space="preserve">   - PRD tips</w:t>
-      </w:r>
-    </w:p>
-    <w:p>
-      <w:r>
-        <w:rPr>
-          <w:sz w:val="22"/>
-        </w:rPr>
-        <w:t xml:space="preserve">   - User pain-point posts</w:t>
-      </w:r>
-    </w:p>
-    <w:p>
-      <w:r>
-        <w:rPr>
-          <w:sz w:val="22"/>
-        </w:rPr>
-        <w:t>4. Refine landing page copy for conversion</w:t>
-      </w:r>
-    </w:p>
-    <w:p>
-      <w:r>
-        <w:rPr>
-          <w:sz w:val="22"/>
-        </w:rPr>
-        <w:t>5. Build prelaunch waitlist + CTA flow</w:t>
-      </w:r>
-    </w:p>
-    <w:p/>
-    <w:p>
-      <w:r>
-        <w:rPr>
-          <w:sz w:val="22"/>
-        </w:rPr>
-        <w:t>**Output Docs:**</w:t>
-      </w:r>
-    </w:p>
-    <w:p>
-      <w:pPr>
-        <w:pStyle w:val="ListBullet"/>
-      </w:pPr>
-      <w:r>
-        <w:t>Messaging Bible</w:t>
-      </w:r>
-    </w:p>
-    <w:p>
-      <w:pPr>
-        <w:pStyle w:val="ListBullet"/>
-      </w:pPr>
-      <w:r>
-        <w:t>Social Content Calendar</w:t>
-      </w:r>
-    </w:p>
-    <w:p>
-      <w:pPr>
-        <w:pStyle w:val="ListBullet"/>
-      </w:pPr>
-      <w:r>
-        <w:t>Launch Content Pack</w:t>
+        <w:t>5. Run daily optimization and stop/scale rules.</w:t>
       </w:r>
     </w:p>
     <w:p/>
@@ -596,137 +284,7 @@
         <w:pStyle w:val="Heading2"/>
       </w:pPr>
       <w:r>
-        <w:t>Plan E — Ads Launch Plan</w:t>
-      </w:r>
-    </w:p>
-    <w:p>
-      <w:r>
-        <w:rPr>
-          <w:sz w:val="22"/>
-        </w:rPr>
-        <w:t>**Objective:** Validate paid acquisition with controlled spend.</w:t>
-      </w:r>
-    </w:p>
-    <w:p/>
-    <w:p>
-      <w:r>
-        <w:rPr>
-          <w:sz w:val="22"/>
-        </w:rPr>
-        <w:t>1. Channel test stack: Meta + X + Google Search</w:t>
-      </w:r>
-    </w:p>
-    <w:p>
-      <w:r>
-        <w:rPr>
-          <w:sz w:val="22"/>
-        </w:rPr>
-        <w:t>2. Creative set:</w:t>
-      </w:r>
-    </w:p>
-    <w:p>
-      <w:r>
-        <w:rPr>
-          <w:sz w:val="22"/>
-        </w:rPr>
-        <w:t xml:space="preserve">   - 5 hooks</w:t>
-      </w:r>
-    </w:p>
-    <w:p>
-      <w:r>
-        <w:rPr>
-          <w:sz w:val="22"/>
-        </w:rPr>
-        <w:t xml:space="preserve">   - 3 creatives per hook</w:t>
-      </w:r>
-    </w:p>
-    <w:p>
-      <w:r>
-        <w:rPr>
-          <w:sz w:val="22"/>
-        </w:rPr>
-        <w:t xml:space="preserve">   - 2 landing variants</w:t>
-      </w:r>
-    </w:p>
-    <w:p>
-      <w:r>
-        <w:rPr>
-          <w:sz w:val="22"/>
-        </w:rPr>
-        <w:t>3. Budget:</w:t>
-      </w:r>
-    </w:p>
-    <w:p>
-      <w:r>
-        <w:rPr>
-          <w:sz w:val="22"/>
-        </w:rPr>
-        <w:t xml:space="preserve">   - 7-day small-budget test</w:t>
-      </w:r>
-    </w:p>
-    <w:p>
-      <w:r>
-        <w:rPr>
-          <w:sz w:val="22"/>
-        </w:rPr>
-        <w:t xml:space="preserve">   - Kill/scale rules</w:t>
-      </w:r>
-    </w:p>
-    <w:p>
-      <w:r>
-        <w:rPr>
-          <w:sz w:val="22"/>
-        </w:rPr>
-        <w:t>4. KPI thresholds:</w:t>
-      </w:r>
-    </w:p>
-    <w:p>
-      <w:r>
-        <w:rPr>
-          <w:sz w:val="22"/>
-        </w:rPr>
-        <w:t xml:space="preserve">   - CTR</w:t>
-      </w:r>
-    </w:p>
-    <w:p>
-      <w:r>
-        <w:rPr>
-          <w:sz w:val="22"/>
-        </w:rPr>
-        <w:t xml:space="preserve">   - CPC</w:t>
-      </w:r>
-    </w:p>
-    <w:p>
-      <w:r>
-        <w:rPr>
-          <w:sz w:val="22"/>
-        </w:rPr>
-        <w:t xml:space="preserve">   - Signup rate</w:t>
-      </w:r>
-    </w:p>
-    <w:p>
-      <w:r>
-        <w:rPr>
-          <w:sz w:val="22"/>
-        </w:rPr>
-        <w:t xml:space="preserve">   - Trial→paid conversion</w:t>
-      </w:r>
-    </w:p>
-    <w:p>
-      <w:r>
-        <w:rPr>
-          <w:sz w:val="22"/>
-        </w:rPr>
-        <w:t>5. Daily optimization loop</w:t>
-      </w:r>
-    </w:p>
-    <w:p/>
-    <w:p>
-      <w:r>
-        <w:rPr>
-          <w:sz w:val="22"/>
-        </w:rPr>
-        <w:t>**Output Docs:**</w:t>
+        <w:t>Final Go/No-Go Gate</w:t>
       </w:r>
     </w:p>
     <w:p>
@@ -734,7 +292,7 @@
         <w:pStyle w:val="ListBullet"/>
       </w:pPr>
       <w:r>
-        <w:t>Ads Test Matrix</w:t>
+        <w:t>All P0 fixed</w:t>
       </w:r>
     </w:p>
     <w:p>
@@ -742,7 +300,7 @@
         <w:pStyle w:val="ListBullet"/>
       </w:pPr>
       <w:r>
-        <w:t>Budget + KPI Dashboard</w:t>
+        <w:t>P1 exceptions documented with owner and ETA</w:t>
       </w:r>
     </w:p>
     <w:p>
@@ -750,7 +308,31 @@
         <w:pStyle w:val="ListBullet"/>
       </w:pPr>
       <w:r>
-        <w:t>Scale/Stop Rules</w:t>
+        <w:t>Payments and webhooks verified</w:t>
+      </w:r>
+    </w:p>
+    <w:p>
+      <w:pPr>
+        <w:pStyle w:val="ListBullet"/>
+      </w:pPr>
+      <w:r>
+        <w:t>Analytics and dashboards live</w:t>
+      </w:r>
+    </w:p>
+    <w:p>
+      <w:pPr>
+        <w:pStyle w:val="ListBullet"/>
+      </w:pPr>
+      <w:r>
+        <w:t>Support/escalation workflow active</w:t>
+      </w:r>
+    </w:p>
+    <w:p>
+      <w:pPr>
+        <w:pStyle w:val="ListBullet"/>
+      </w:pPr>
+      <w:r>
+        <w:t>Rollback tested</w:t>
       </w:r>
     </w:p>
     <w:p/>
@@ -759,15 +341,7 @@
         <w:pStyle w:val="Heading2"/>
       </w:pPr>
       <w:r>
-        <w:t>Google Drive Project Structure</w:t>
-      </w:r>
-    </w:p>
-    <w:p>
-      <w:r>
-        <w:rPr>
-          <w:sz w:val="22"/>
-        </w:rPr>
-        <w:t>`Temi-Projects/PRDForge/`</w:t>
+        <w:t>Ownership</w:t>
       </w:r>
     </w:p>
     <w:p>
@@ -775,7 +349,7 @@
         <w:pStyle w:val="ListBullet"/>
       </w:pPr>
       <w:r>
-        <w:t>01_Product/</w:t>
+        <w:t>Clawdia: orchestration, risk gates, sequencing</w:t>
       </w:r>
     </w:p>
     <w:p>
@@ -783,7 +357,7 @@
         <w:pStyle w:val="ListBullet"/>
       </w:pPr>
       <w:r>
-        <w:t>02_Tech_QA/</w:t>
+        <w:t>Sheba: monetization, pricing, growth economics</w:t>
       </w:r>
     </w:p>
     <w:p>
@@ -791,121 +365,7 @@
         <w:pStyle w:val="ListBullet"/>
       </w:pPr>
       <w:r>
-        <w:t>03_Payments/</w:t>
-      </w:r>
-    </w:p>
-    <w:p>
-      <w:pPr>
-        <w:pStyle w:val="ListBullet"/>
-      </w:pPr>
-      <w:r>
-        <w:t>04_Marketing/</w:t>
-      </w:r>
-    </w:p>
-    <w:p>
-      <w:pPr>
-        <w:pStyle w:val="ListBullet"/>
-      </w:pPr>
-      <w:r>
-        <w:t>05_Ads/</w:t>
-      </w:r>
-    </w:p>
-    <w:p>
-      <w:pPr>
-        <w:pStyle w:val="ListBullet"/>
-      </w:pPr>
-      <w:r>
-        <w:t>06_Reports/</w:t>
-      </w:r>
-    </w:p>
-    <w:p>
-      <w:pPr>
-        <w:pStyle w:val="ListBullet"/>
-      </w:pPr>
-      <w:r>
-        <w:t>99_Archive/</w:t>
-      </w:r>
-    </w:p>
-    <w:p/>
-    <w:p>
-      <w:pPr>
-        <w:pStyle w:val="Heading2"/>
-      </w:pPr>
-      <w:r>
-        <w:t>Agent Ownership</w:t>
-      </w:r>
-    </w:p>
-    <w:p>
-      <w:pPr>
-        <w:pStyle w:val="ListBullet"/>
-      </w:pPr>
-      <w:r>
-        <w:t>**Sheba:** Growth, monetization, pricing, channel strategy, ads economics</w:t>
-      </w:r>
-    </w:p>
-    <w:p>
-      <w:pPr>
-        <w:pStyle w:val="ListBullet"/>
-      </w:pPr>
-      <w:r>
-        <w:t>**Fela:** Messaging, social assets, ad copy, creative concepts</w:t>
-      </w:r>
-    </w:p>
-    <w:p>
-      <w:pPr>
-        <w:pStyle w:val="ListBullet"/>
-      </w:pPr>
-      <w:r>
-        <w:t>**Clawdia:** Orchestration, sequencing, risk gates, final delivery</w:t>
-      </w:r>
-    </w:p>
-    <w:p/>
-    <w:p>
-      <w:pPr>
-        <w:pStyle w:val="Heading2"/>
-      </w:pPr>
-      <w:r>
-        <w:t>Immediate Next 5 Actions</w:t>
-      </w:r>
-    </w:p>
-    <w:p>
-      <w:r>
-        <w:rPr>
-          <w:sz w:val="22"/>
-        </w:rPr>
-        <w:t>1. Lock MVP v1 scope</w:t>
-      </w:r>
-    </w:p>
-    <w:p>
-      <w:r>
-        <w:rPr>
-          <w:sz w:val="22"/>
-        </w:rPr>
-        <w:t>2. Choose payment provider + pricing draft</w:t>
-      </w:r>
-    </w:p>
-    <w:p>
-      <w:r>
-        <w:rPr>
-          <w:sz w:val="22"/>
-        </w:rPr>
-        <w:t>3. Build QA test matrix v1</w:t>
-      </w:r>
-    </w:p>
-    <w:p>
-      <w:r>
-        <w:rPr>
-          <w:sz w:val="22"/>
-        </w:rPr>
-        <w:t>4. Draft 14-day social launch calendar</w:t>
-      </w:r>
-    </w:p>
-    <w:p>
-      <w:r>
-        <w:rPr>
-          <w:sz w:val="22"/>
-        </w:rPr>
-        <w:t>5. Draft ads test plan with KPI thresholds</w:t>
+        <w:t>Fela: messaging, content assets, ad creative</w:t>
       </w:r>
     </w:p>
     <w:sectPr>
